--- a/docs/use-cases/manager/manager-use-case-specifications-v2.docx
+++ b/docs/use-cases/manager/manager-use-case-specifications-v2.docx
@@ -390,7 +390,7 @@
                 <w:b w:val="0"/>
                 <w:sz w:val="17"/>
               </w:rPr>
-              <w:t>Vận hành khách hàng, sản phẩm, đơn, phản hồi, khảo sát, voucher, chăm sóc và báo cáo.</w:t>
+              <w:t>Vận hành khách hàng, sản phẩm, đơn, phản hồi, khảo sát, voucher, chăm sóc và báo cáo; audit log chỉ hiển thị bản ghi do Manager thực hiện. Lịch sử hoạt động Customer xem riêng trong hồ sơ 360°.</w:t>
             </w:r>
           </w:p>
         </w:tc>
@@ -422,7 +422,7 @@
                 <w:b w:val="0"/>
                 <w:sz w:val="17"/>
               </w:rPr>
-              <w:t>Quản lý tài khoản nội bộ, audit log và tổng quan; route đọc sản phẩm/nhà cung cấp được đánh dấu cần xác nhận.</w:t>
+              <w:t>Quản lý tài khoản nội bộ; xem toàn bộ audit log và tổng quan; xem danh mục được phép đọc theo PRD mục 5.2.</w:t>
             </w:r>
           </w:p>
         </w:tc>
@@ -4570,7 +4570,7 @@
         <w:pStyle w:val="ListBullet"/>
       </w:pPr>
       <w:r>
-        <w:t>Endpoint báo cáo khách hàng không nhận bộ lọc.</w:t>
+        <w:t>Chức năng báo cáo khách hàng không nhận bộ lọc.</w:t>
       </w:r>
     </w:p>
     <w:p>
@@ -5789,7 +5789,7 @@
         <w:spacing w:after="60" w:line="259" w:lineRule="auto"/>
       </w:pPr>
       <w:r>
-        <w:t>6b. Câu hỏi không tồn tại, không thuộc khảo sát hoặc là câu hỏi lựa chọn: hệ thống từ chối endpoint câu trả lời văn bản và kết thúc.</w:t>
+        <w:t>6b. Câu hỏi không tồn tại, không thuộc khảo sát hoặc là câu hỏi lựa chọn: hệ thống từ chối thao tác xem câu trả lời văn bản và kết thúc.</w:t>
       </w:r>
     </w:p>
     <w:p>
@@ -5824,7 +5824,7 @@
         <w:spacing w:after="60" w:line="259" w:lineRule="auto"/>
       </w:pPr>
       <w:r>
-        <w:t>Endpoint thống kê trả tổng số khảo sát, DRAFT và PUBLISHED; không nhận bộ lọc thời gian.</w:t>
+        <w:t>Chức năng thống kê trả tổng số khảo sát, DRAFT và PUBLISHED; không nhận bộ lọc thời gian.</w:t>
       </w:r>
     </w:p>
     <w:p>
@@ -5833,7 +5833,7 @@
         <w:spacing w:after="60" w:line="259" w:lineRule="auto"/>
       </w:pPr>
       <w:r>
-        <w:t>Endpoint kết quả trả tổng response, số answered/skipped/invalid theo câu hỏi; tỷ lệ chỉ được trả cho các lựa chọn của câu hỏi dạng chọn.</w:t>
+        <w:t>Chức năng kết quả khảo sát trả tổng response, số answered/skipped/invalid theo câu hỏi; tỷ lệ chỉ được trả cho các lựa chọn của câu hỏi dạng chọn.</w:t>
       </w:r>
     </w:p>
     <w:p>
@@ -5842,7 +5842,7 @@
         <w:spacing w:after="60" w:line="259" w:lineRule="auto"/>
       </w:pPr>
       <w:r>
-        <w:t>Câu trả lời văn bản được lấy riêng qua endpoint phân trang; mặc định 10 mục/trang, tối đa 100.</w:t>
+        <w:t>Câu trả lời văn bản được lấy riêng qua danh sách có phân trang; mặc định 10 mục/trang, tối đa 100.</w:t>
       </w:r>
     </w:p>
     <w:p>
@@ -8093,7 +8093,7 @@
         <w:pStyle w:val="ListBullet"/>
       </w:pPr>
       <w:r>
-        <w:t>Chỉ cung cấp các dữ liệu quản lý khách hàng; không gồm thông tin xác thực.</w:t>
+        <w:t>Hồ sơ hiển thị riêng lịch sử hoạt động Customer đã được ghi nhận; lịch sử này không đồng nhất với audit log. Audit log của Manager chỉ hiển thị bản ghi do Manager thực hiện; thao tác Admin và sự kiện Customer có thể không xuất hiện.</w:t>
       </w:r>
     </w:p>
     <w:p>
